--- a/az/wisdom-stories/request-for-help.docx
+++ b/az/wisdom-stories/request-for-help.docx
@@ -27,7 +27,7 @@
         <w:rPr>
           <w:lang/>
         </w:rPr>
-        <w:t>Sizi yalnız işi düşəndə axtaranlardan inciməyə tələsməyin. Bəlkə çətin vəziyyətdədirlər və sizə güvəndikləri üçün kömək istəyirlər. Onların müraciətinə bu gözlə baxmaq ürəyinizdəki incikliyi yüngülləşdirə bilər.</w:t>
+        <w:t>Sizi yalnız işi düşəndə axtaranlardan inciməyə tələsməyin. Bəlkə, çətin vəziyyətdədirlər və sizə güvəndikləri üçün kömək istəyirlər. Onların müraciətinə bu gözlə baxmaq ürəyinizdəki incikliyi yüngülləşdirə bilər.</w:t>
       </w:r>
     </w:p>
     <w:p>
